--- a/João Guilherme Sant' Ana/Projeto Integrador I/Documentos/esquema_erd.docx
+++ b/João Guilherme Sant' Ana/Projeto Integrador I/Documentos/esquema_erd.docx
@@ -5,16 +5,17 @@
     <w:tbl>
       <w:tblPr>
         <w:tblStyle w:val="Tabelacomgrade"/>
-        <w:tblW w:w="0" w:type="auto"/>
+        <w:tblpPr w:leftFromText="141" w:rightFromText="141" w:vertAnchor="page" w:horzAnchor="margin" w:tblpXSpec="center" w:tblpY="1201"/>
+        <w:tblW w:w="10060" w:type="dxa"/>
         <w:tblLook w:val="04A0" w:firstRow="1" w:lastRow="0" w:firstColumn="1" w:lastColumn="0" w:noHBand="0" w:noVBand="1"/>
       </w:tblPr>
       <w:tblGrid>
         <w:gridCol w:w="1799"/>
-        <w:gridCol w:w="1266"/>
-        <w:gridCol w:w="1254"/>
-        <w:gridCol w:w="1686"/>
-        <w:gridCol w:w="1403"/>
-        <w:gridCol w:w="1086"/>
+        <w:gridCol w:w="1160"/>
+        <w:gridCol w:w="1924"/>
+        <w:gridCol w:w="1747"/>
+        <w:gridCol w:w="1632"/>
+        <w:gridCol w:w="1798"/>
       </w:tblGrid>
       <w:tr>
         <w:tc>
@@ -33,7 +34,7 @@
         </w:tc>
         <w:tc>
           <w:tcPr>
-            <w:tcW w:w="1266" w:type="dxa"/>
+            <w:tcW w:w="1160" w:type="dxa"/>
             <w:shd w:val="clear" w:color="auto" w:fill="FFE599" w:themeFill="accent4" w:themeFillTint="66"/>
           </w:tcPr>
           <w:p>
@@ -47,7 +48,7 @@
         </w:tc>
         <w:tc>
           <w:tcPr>
-            <w:tcW w:w="1254" w:type="dxa"/>
+            <w:tcW w:w="1924" w:type="dxa"/>
             <w:shd w:val="clear" w:color="auto" w:fill="FFE599" w:themeFill="accent4" w:themeFillTint="66"/>
           </w:tcPr>
           <w:p>
@@ -61,7 +62,7 @@
         </w:tc>
         <w:tc>
           <w:tcPr>
-            <w:tcW w:w="1686" w:type="dxa"/>
+            <w:tcW w:w="1747" w:type="dxa"/>
             <w:shd w:val="clear" w:color="auto" w:fill="FFE599" w:themeFill="accent4" w:themeFillTint="66"/>
           </w:tcPr>
           <w:p>
@@ -78,7 +79,7 @@
         </w:tc>
         <w:tc>
           <w:tcPr>
-            <w:tcW w:w="1403" w:type="dxa"/>
+            <w:tcW w:w="1632" w:type="dxa"/>
             <w:shd w:val="clear" w:color="auto" w:fill="FFE599" w:themeFill="accent4" w:themeFillTint="66"/>
           </w:tcPr>
           <w:p>
@@ -94,13 +95,16 @@
         </w:tc>
         <w:tc>
           <w:tcPr>
-            <w:tcW w:w="1086" w:type="dxa"/>
+            <w:tcW w:w="1798" w:type="dxa"/>
             <w:shd w:val="clear" w:color="auto" w:fill="FFE599" w:themeFill="accent4" w:themeFillTint="66"/>
           </w:tcPr>
           <w:p>
             <w:pPr>
               <w:jc w:val="center"/>
             </w:pPr>
+            <w:r>
+              <w:t>Area de plantio</w:t>
+            </w:r>
           </w:p>
         </w:tc>
       </w:tr>
@@ -122,7 +126,7 @@
         </w:tc>
         <w:tc>
           <w:tcPr>
-            <w:tcW w:w="1266" w:type="dxa"/>
+            <w:tcW w:w="1160" w:type="dxa"/>
           </w:tcPr>
           <w:p>
             <w:pPr>
@@ -137,42 +141,65 @@
         </w:tc>
         <w:tc>
           <w:tcPr>
-            <w:tcW w:w="1254" w:type="dxa"/>
-          </w:tcPr>
-          <w:p>
-            <w:pPr>
-              <w:jc w:val="center"/>
-            </w:pPr>
-          </w:p>
-        </w:tc>
-        <w:tc>
-          <w:tcPr>
-            <w:tcW w:w="1686" w:type="dxa"/>
-          </w:tcPr>
-          <w:p>
-            <w:pPr>
-              <w:jc w:val="center"/>
-            </w:pPr>
-          </w:p>
-        </w:tc>
-        <w:tc>
-          <w:tcPr>
-            <w:tcW w:w="1403" w:type="dxa"/>
-          </w:tcPr>
-          <w:p>
-            <w:pPr>
-              <w:jc w:val="center"/>
-            </w:pPr>
-          </w:p>
-        </w:tc>
-        <w:tc>
-          <w:tcPr>
-            <w:tcW w:w="1086" w:type="dxa"/>
-          </w:tcPr>
-          <w:p>
-            <w:pPr>
-              <w:jc w:val="center"/>
-            </w:pPr>
+            <w:tcW w:w="1924" w:type="dxa"/>
+          </w:tcPr>
+          <w:p>
+            <w:pPr>
+              <w:jc w:val="center"/>
+            </w:pPr>
+            <w:proofErr w:type="spellStart"/>
+            <w:r>
+              <w:t>id_planta</w:t>
+            </w:r>
+            <w:proofErr w:type="spellEnd"/>
+          </w:p>
+        </w:tc>
+        <w:tc>
+          <w:tcPr>
+            <w:tcW w:w="1747" w:type="dxa"/>
+          </w:tcPr>
+          <w:p>
+            <w:pPr>
+              <w:jc w:val="center"/>
+            </w:pPr>
+            <w:proofErr w:type="spellStart"/>
+            <w:r>
+              <w:t>fk</w:t>
+            </w:r>
+            <w:proofErr w:type="spellEnd"/>
+            <w:r>
+              <w:t xml:space="preserve"> planta</w:t>
+            </w:r>
+          </w:p>
+        </w:tc>
+        <w:tc>
+          <w:tcPr>
+            <w:tcW w:w="1632" w:type="dxa"/>
+          </w:tcPr>
+          <w:p>
+            <w:pPr>
+              <w:jc w:val="center"/>
+            </w:pPr>
+            <w:proofErr w:type="spellStart"/>
+            <w:r>
+              <w:t>id_funcionario</w:t>
+            </w:r>
+            <w:proofErr w:type="spellEnd"/>
+          </w:p>
+        </w:tc>
+        <w:tc>
+          <w:tcPr>
+            <w:tcW w:w="1798" w:type="dxa"/>
+          </w:tcPr>
+          <w:p>
+            <w:pPr>
+              <w:jc w:val="center"/>
+            </w:pPr>
+            <w:proofErr w:type="spellStart"/>
+            <w:r>
+              <w:t>id_area</w:t>
+            </w:r>
+            <w:proofErr w:type="spellEnd"/>
           </w:p>
         </w:tc>
       </w:tr>
@@ -194,52 +221,73 @@
         </w:tc>
         <w:tc>
           <w:tcPr>
-            <w:tcW w:w="1266" w:type="dxa"/>
-          </w:tcPr>
-          <w:p>
-            <w:pPr>
-              <w:jc w:val="center"/>
-            </w:pPr>
-          </w:p>
-        </w:tc>
-        <w:tc>
-          <w:tcPr>
-            <w:tcW w:w="1254" w:type="dxa"/>
-          </w:tcPr>
-          <w:p>
-            <w:pPr>
-              <w:jc w:val="center"/>
-            </w:pPr>
-          </w:p>
-        </w:tc>
-        <w:tc>
-          <w:tcPr>
-            <w:tcW w:w="1686" w:type="dxa"/>
-          </w:tcPr>
-          <w:p>
-            <w:pPr>
-              <w:jc w:val="center"/>
-            </w:pPr>
-          </w:p>
-        </w:tc>
-        <w:tc>
-          <w:tcPr>
-            <w:tcW w:w="1403" w:type="dxa"/>
-          </w:tcPr>
-          <w:p>
-            <w:pPr>
-              <w:jc w:val="center"/>
-            </w:pPr>
-          </w:p>
-        </w:tc>
-        <w:tc>
-          <w:tcPr>
-            <w:tcW w:w="1086" w:type="dxa"/>
-          </w:tcPr>
-          <w:p>
-            <w:pPr>
-              <w:jc w:val="center"/>
-            </w:pPr>
+            <w:tcW w:w="1160" w:type="dxa"/>
+          </w:tcPr>
+          <w:p>
+            <w:pPr>
+              <w:jc w:val="center"/>
+            </w:pPr>
+            <w:r>
+              <w:t>vento</w:t>
+            </w:r>
+          </w:p>
+        </w:tc>
+        <w:tc>
+          <w:tcPr>
+            <w:tcW w:w="1924" w:type="dxa"/>
+          </w:tcPr>
+          <w:p>
+            <w:pPr>
+              <w:jc w:val="center"/>
+            </w:pPr>
+            <w:proofErr w:type="spellStart"/>
+            <w:r>
+              <w:t>descrição_planta</w:t>
+            </w:r>
+            <w:proofErr w:type="spellEnd"/>
+          </w:p>
+        </w:tc>
+        <w:tc>
+          <w:tcPr>
+            <w:tcW w:w="1747" w:type="dxa"/>
+          </w:tcPr>
+          <w:p>
+            <w:pPr>
+              <w:jc w:val="center"/>
+            </w:pPr>
+            <w:proofErr w:type="spellStart"/>
+            <w:r>
+              <w:t>fk_tempo</w:t>
+            </w:r>
+            <w:proofErr w:type="spellEnd"/>
+          </w:p>
+        </w:tc>
+        <w:tc>
+          <w:tcPr>
+            <w:tcW w:w="1632" w:type="dxa"/>
+          </w:tcPr>
+          <w:p>
+            <w:pPr>
+              <w:jc w:val="center"/>
+            </w:pPr>
+            <w:r>
+              <w:t>nome</w:t>
+            </w:r>
+          </w:p>
+        </w:tc>
+        <w:tc>
+          <w:tcPr>
+            <w:tcW w:w="1798" w:type="dxa"/>
+          </w:tcPr>
+          <w:p>
+            <w:pPr>
+              <w:jc w:val="center"/>
+            </w:pPr>
+            <w:proofErr w:type="spellStart"/>
+            <w:r>
+              <w:t>tipo_solo</w:t>
+            </w:r>
+            <w:proofErr w:type="spellEnd"/>
           </w:p>
         </w:tc>
       </w:tr>
@@ -261,52 +309,73 @@
         </w:tc>
         <w:tc>
           <w:tcPr>
-            <w:tcW w:w="1266" w:type="dxa"/>
-          </w:tcPr>
-          <w:p>
-            <w:pPr>
-              <w:jc w:val="center"/>
-            </w:pPr>
-          </w:p>
-        </w:tc>
-        <w:tc>
-          <w:tcPr>
-            <w:tcW w:w="1254" w:type="dxa"/>
-          </w:tcPr>
-          <w:p>
-            <w:pPr>
-              <w:jc w:val="center"/>
-            </w:pPr>
-          </w:p>
-        </w:tc>
-        <w:tc>
-          <w:tcPr>
-            <w:tcW w:w="1686" w:type="dxa"/>
-          </w:tcPr>
-          <w:p>
-            <w:pPr>
-              <w:jc w:val="center"/>
-            </w:pPr>
-          </w:p>
-        </w:tc>
-        <w:tc>
-          <w:tcPr>
-            <w:tcW w:w="1403" w:type="dxa"/>
-          </w:tcPr>
-          <w:p>
-            <w:pPr>
-              <w:jc w:val="center"/>
-            </w:pPr>
-          </w:p>
-        </w:tc>
-        <w:tc>
-          <w:tcPr>
-            <w:tcW w:w="1086" w:type="dxa"/>
-          </w:tcPr>
-          <w:p>
-            <w:pPr>
-              <w:jc w:val="center"/>
-            </w:pPr>
+            <w:tcW w:w="1160" w:type="dxa"/>
+          </w:tcPr>
+          <w:p>
+            <w:pPr>
+              <w:jc w:val="center"/>
+            </w:pPr>
+            <w:r>
+              <w:t>umidade</w:t>
+            </w:r>
+          </w:p>
+        </w:tc>
+        <w:tc>
+          <w:tcPr>
+            <w:tcW w:w="1924" w:type="dxa"/>
+          </w:tcPr>
+          <w:p>
+            <w:pPr>
+              <w:jc w:val="center"/>
+            </w:pPr>
+            <w:proofErr w:type="spellStart"/>
+            <w:r>
+              <w:t>fase_crescimento</w:t>
+            </w:r>
+            <w:proofErr w:type="spellEnd"/>
+          </w:p>
+        </w:tc>
+        <w:tc>
+          <w:tcPr>
+            <w:tcW w:w="1747" w:type="dxa"/>
+          </w:tcPr>
+          <w:p>
+            <w:pPr>
+              <w:jc w:val="center"/>
+            </w:pPr>
+            <w:proofErr w:type="spellStart"/>
+            <w:r>
+              <w:t>fk_area_plantio</w:t>
+            </w:r>
+            <w:proofErr w:type="spellEnd"/>
+          </w:p>
+        </w:tc>
+        <w:tc>
+          <w:tcPr>
+            <w:tcW w:w="1632" w:type="dxa"/>
+          </w:tcPr>
+          <w:p>
+            <w:pPr>
+              <w:jc w:val="center"/>
+            </w:pPr>
+            <w:r>
+              <w:t>cargo</w:t>
+            </w:r>
+          </w:p>
+        </w:tc>
+        <w:tc>
+          <w:tcPr>
+            <w:tcW w:w="1798" w:type="dxa"/>
+          </w:tcPr>
+          <w:p>
+            <w:pPr>
+              <w:jc w:val="center"/>
+            </w:pPr>
+            <w:proofErr w:type="spellStart"/>
+            <w:r>
+              <w:t>descrição_area</w:t>
+            </w:r>
+            <w:proofErr w:type="spellEnd"/>
           </w:p>
         </w:tc>
       </w:tr>
@@ -328,47 +397,50 @@
         </w:tc>
         <w:tc>
           <w:tcPr>
-            <w:tcW w:w="1266" w:type="dxa"/>
-          </w:tcPr>
-          <w:p>
-            <w:pPr>
-              <w:jc w:val="center"/>
-            </w:pPr>
-          </w:p>
-        </w:tc>
-        <w:tc>
-          <w:tcPr>
-            <w:tcW w:w="1254" w:type="dxa"/>
-          </w:tcPr>
-          <w:p>
-            <w:pPr>
-              <w:jc w:val="center"/>
-            </w:pPr>
-          </w:p>
-        </w:tc>
-        <w:tc>
-          <w:tcPr>
-            <w:tcW w:w="1686" w:type="dxa"/>
-          </w:tcPr>
-          <w:p>
-            <w:pPr>
-              <w:jc w:val="center"/>
-            </w:pPr>
-          </w:p>
-        </w:tc>
-        <w:tc>
-          <w:tcPr>
-            <w:tcW w:w="1403" w:type="dxa"/>
-          </w:tcPr>
-          <w:p>
-            <w:pPr>
-              <w:jc w:val="center"/>
-            </w:pPr>
-          </w:p>
-        </w:tc>
-        <w:tc>
-          <w:tcPr>
-            <w:tcW w:w="1086" w:type="dxa"/>
+            <w:tcW w:w="1160" w:type="dxa"/>
+          </w:tcPr>
+          <w:p>
+            <w:pPr>
+              <w:jc w:val="center"/>
+            </w:pPr>
+            <w:r>
+              <w:t>chuva</w:t>
+            </w:r>
+          </w:p>
+        </w:tc>
+        <w:tc>
+          <w:tcPr>
+            <w:tcW w:w="1924" w:type="dxa"/>
+          </w:tcPr>
+          <w:p>
+            <w:pPr>
+              <w:jc w:val="center"/>
+            </w:pPr>
+          </w:p>
+        </w:tc>
+        <w:tc>
+          <w:tcPr>
+            <w:tcW w:w="1747" w:type="dxa"/>
+          </w:tcPr>
+          <w:p>
+            <w:pPr>
+              <w:jc w:val="center"/>
+            </w:pPr>
+          </w:p>
+        </w:tc>
+        <w:tc>
+          <w:tcPr>
+            <w:tcW w:w="1632" w:type="dxa"/>
+          </w:tcPr>
+          <w:p>
+            <w:pPr>
+              <w:jc w:val="center"/>
+            </w:pPr>
+          </w:p>
+        </w:tc>
+        <w:tc>
+          <w:tcPr>
+            <w:tcW w:w="1798" w:type="dxa"/>
           </w:tcPr>
           <w:p>
             <w:pPr>
@@ -390,47 +462,47 @@
         </w:tc>
         <w:tc>
           <w:tcPr>
-            <w:tcW w:w="1266" w:type="dxa"/>
-          </w:tcPr>
-          <w:p>
-            <w:pPr>
-              <w:jc w:val="center"/>
-            </w:pPr>
-          </w:p>
-        </w:tc>
-        <w:tc>
-          <w:tcPr>
-            <w:tcW w:w="1254" w:type="dxa"/>
-          </w:tcPr>
-          <w:p>
-            <w:pPr>
-              <w:jc w:val="center"/>
-            </w:pPr>
-          </w:p>
-        </w:tc>
-        <w:tc>
-          <w:tcPr>
-            <w:tcW w:w="1686" w:type="dxa"/>
-          </w:tcPr>
-          <w:p>
-            <w:pPr>
-              <w:jc w:val="center"/>
-            </w:pPr>
-          </w:p>
-        </w:tc>
-        <w:tc>
-          <w:tcPr>
-            <w:tcW w:w="1403" w:type="dxa"/>
-          </w:tcPr>
-          <w:p>
-            <w:pPr>
-              <w:jc w:val="center"/>
-            </w:pPr>
-          </w:p>
-        </w:tc>
-        <w:tc>
-          <w:tcPr>
-            <w:tcW w:w="1086" w:type="dxa"/>
+            <w:tcW w:w="1160" w:type="dxa"/>
+          </w:tcPr>
+          <w:p>
+            <w:pPr>
+              <w:jc w:val="center"/>
+            </w:pPr>
+          </w:p>
+        </w:tc>
+        <w:tc>
+          <w:tcPr>
+            <w:tcW w:w="1924" w:type="dxa"/>
+          </w:tcPr>
+          <w:p>
+            <w:pPr>
+              <w:jc w:val="center"/>
+            </w:pPr>
+          </w:p>
+        </w:tc>
+        <w:tc>
+          <w:tcPr>
+            <w:tcW w:w="1747" w:type="dxa"/>
+          </w:tcPr>
+          <w:p>
+            <w:pPr>
+              <w:jc w:val="center"/>
+            </w:pPr>
+          </w:p>
+        </w:tc>
+        <w:tc>
+          <w:tcPr>
+            <w:tcW w:w="1632" w:type="dxa"/>
+          </w:tcPr>
+          <w:p>
+            <w:pPr>
+              <w:jc w:val="center"/>
+            </w:pPr>
+          </w:p>
+        </w:tc>
+        <w:tc>
+          <w:tcPr>
+            <w:tcW w:w="1798" w:type="dxa"/>
           </w:tcPr>
           <w:p>
             <w:pPr>
@@ -452,47 +524,47 @@
         </w:tc>
         <w:tc>
           <w:tcPr>
-            <w:tcW w:w="1266" w:type="dxa"/>
-          </w:tcPr>
-          <w:p>
-            <w:pPr>
-              <w:jc w:val="center"/>
-            </w:pPr>
-          </w:p>
-        </w:tc>
-        <w:tc>
-          <w:tcPr>
-            <w:tcW w:w="1254" w:type="dxa"/>
-          </w:tcPr>
-          <w:p>
-            <w:pPr>
-              <w:jc w:val="center"/>
-            </w:pPr>
-          </w:p>
-        </w:tc>
-        <w:tc>
-          <w:tcPr>
-            <w:tcW w:w="1686" w:type="dxa"/>
-          </w:tcPr>
-          <w:p>
-            <w:pPr>
-              <w:jc w:val="center"/>
-            </w:pPr>
-          </w:p>
-        </w:tc>
-        <w:tc>
-          <w:tcPr>
-            <w:tcW w:w="1403" w:type="dxa"/>
-          </w:tcPr>
-          <w:p>
-            <w:pPr>
-              <w:jc w:val="center"/>
-            </w:pPr>
-          </w:p>
-        </w:tc>
-        <w:tc>
-          <w:tcPr>
-            <w:tcW w:w="1086" w:type="dxa"/>
+            <w:tcW w:w="1160" w:type="dxa"/>
+          </w:tcPr>
+          <w:p>
+            <w:pPr>
+              <w:jc w:val="center"/>
+            </w:pPr>
+          </w:p>
+        </w:tc>
+        <w:tc>
+          <w:tcPr>
+            <w:tcW w:w="1924" w:type="dxa"/>
+          </w:tcPr>
+          <w:p>
+            <w:pPr>
+              <w:jc w:val="center"/>
+            </w:pPr>
+          </w:p>
+        </w:tc>
+        <w:tc>
+          <w:tcPr>
+            <w:tcW w:w="1747" w:type="dxa"/>
+          </w:tcPr>
+          <w:p>
+            <w:pPr>
+              <w:jc w:val="center"/>
+            </w:pPr>
+          </w:p>
+        </w:tc>
+        <w:tc>
+          <w:tcPr>
+            <w:tcW w:w="1632" w:type="dxa"/>
+          </w:tcPr>
+          <w:p>
+            <w:pPr>
+              <w:jc w:val="center"/>
+            </w:pPr>
+          </w:p>
+        </w:tc>
+        <w:tc>
+          <w:tcPr>
+            <w:tcW w:w="1798" w:type="dxa"/>
           </w:tcPr>
           <w:p>
             <w:pPr>
@@ -514,47 +586,47 @@
         </w:tc>
         <w:tc>
           <w:tcPr>
-            <w:tcW w:w="1266" w:type="dxa"/>
-          </w:tcPr>
-          <w:p>
-            <w:pPr>
-              <w:jc w:val="center"/>
-            </w:pPr>
-          </w:p>
-        </w:tc>
-        <w:tc>
-          <w:tcPr>
-            <w:tcW w:w="1254" w:type="dxa"/>
-          </w:tcPr>
-          <w:p>
-            <w:pPr>
-              <w:jc w:val="center"/>
-            </w:pPr>
-          </w:p>
-        </w:tc>
-        <w:tc>
-          <w:tcPr>
-            <w:tcW w:w="1686" w:type="dxa"/>
-          </w:tcPr>
-          <w:p>
-            <w:pPr>
-              <w:jc w:val="center"/>
-            </w:pPr>
-          </w:p>
-        </w:tc>
-        <w:tc>
-          <w:tcPr>
-            <w:tcW w:w="1403" w:type="dxa"/>
-          </w:tcPr>
-          <w:p>
-            <w:pPr>
-              <w:jc w:val="center"/>
-            </w:pPr>
-          </w:p>
-        </w:tc>
-        <w:tc>
-          <w:tcPr>
-            <w:tcW w:w="1086" w:type="dxa"/>
+            <w:tcW w:w="1160" w:type="dxa"/>
+          </w:tcPr>
+          <w:p>
+            <w:pPr>
+              <w:jc w:val="center"/>
+            </w:pPr>
+          </w:p>
+        </w:tc>
+        <w:tc>
+          <w:tcPr>
+            <w:tcW w:w="1924" w:type="dxa"/>
+          </w:tcPr>
+          <w:p>
+            <w:pPr>
+              <w:jc w:val="center"/>
+            </w:pPr>
+          </w:p>
+        </w:tc>
+        <w:tc>
+          <w:tcPr>
+            <w:tcW w:w="1747" w:type="dxa"/>
+          </w:tcPr>
+          <w:p>
+            <w:pPr>
+              <w:jc w:val="center"/>
+            </w:pPr>
+          </w:p>
+        </w:tc>
+        <w:tc>
+          <w:tcPr>
+            <w:tcW w:w="1632" w:type="dxa"/>
+          </w:tcPr>
+          <w:p>
+            <w:pPr>
+              <w:jc w:val="center"/>
+            </w:pPr>
+          </w:p>
+        </w:tc>
+        <w:tc>
+          <w:tcPr>
+            <w:tcW w:w="1798" w:type="dxa"/>
           </w:tcPr>
           <w:p>
             <w:pPr>
